--- a/public/templates/kkprnb/2_TANGGAPAN_2.docx
+++ b/public/templates/kkprnb/2_TANGGAPAN_2.docx
@@ -1789,7 +1789,7 @@
           <w:szCs w:val="24"/>
           <w:u w:val="single"/>
         </w:rPr>
-        <w:t>Ir. H. Amiruddin, M.Si.</w:t>
+        <w:t>H. Novian Rusmana, S.Sos</w:t>
       </w:r>
     </w:p>
     <w:p>
@@ -1809,7 +1809,15 @@
           <w:sz w:val="24"/>
           <w:szCs w:val="24"/>
         </w:rPr>
-        <w:t>NIP. 19651030 199403 1 007</w:t>
+        <w:t xml:space="preserve">NIP. </w:t>
+      </w:r>
+      <w:r>
+        <w:rPr>
+          <w:rFonts w:ascii="Times New Roman" w:eastAsia="Times New Roman" w:hAnsi="Times New Roman" w:cs="Times New Roman"/>
+          <w:sz w:val="24"/>
+          <w:szCs w:val="24"/>
+        </w:rPr>
+        <w:t>197811162006041011</w:t>
       </w:r>
     </w:p>
     <w:p>
@@ -3179,7 +3187,6 @@
   <w:style w:type="character" w:default="1" w:styleId="DefaultParagraphFont">
     <w:name w:val="Default Paragraph Font"/>
     <w:uiPriority w:val="1"/>
-    <w:semiHidden/>
     <w:unhideWhenUsed/>
   </w:style>
   <w:style w:type="table" w:default="1" w:styleId="TableNormal">

--- a/public/templates/kkprnb/2_TANGGAPAN_2.docx
+++ b/public/templates/kkprnb/2_TANGGAPAN_2.docx
@@ -1789,7 +1789,25 @@
           <w:szCs w:val="24"/>
           <w:u w:val="single"/>
         </w:rPr>
-        <w:t>H. Novian Rusmana, S.Sos</w:t>
+        <w:t>H. Novian R</w:t>
+      </w:r>
+      <w:r>
+        <w:rPr>
+          <w:rFonts w:ascii="Times New Roman" w:eastAsia="Times New Roman" w:hAnsi="Times New Roman" w:cs="Times New Roman"/>
+          <w:sz w:val="24"/>
+          <w:szCs w:val="24"/>
+          <w:u w:val="single"/>
+        </w:rPr>
+        <w:t>o</w:t>
+      </w:r>
+      <w:r>
+        <w:rPr>
+          <w:rFonts w:ascii="Times New Roman" w:eastAsia="Times New Roman" w:hAnsi="Times New Roman" w:cs="Times New Roman"/>
+          <w:sz w:val="24"/>
+          <w:szCs w:val="24"/>
+          <w:u w:val="single"/>
+        </w:rPr>
+        <w:t>smana, S.Sos</w:t>
       </w:r>
     </w:p>
     <w:p>
@@ -3187,6 +3205,7 @@
   <w:style w:type="character" w:default="1" w:styleId="DefaultParagraphFont">
     <w:name w:val="Default Paragraph Font"/>
     <w:uiPriority w:val="1"/>
+    <w:semiHidden/>
     <w:unhideWhenUsed/>
   </w:style>
   <w:style w:type="table" w:default="1" w:styleId="TableNormal">

--- a/public/templates/kkprnb/2_TANGGAPAN_2.docx
+++ b/public/templates/kkprnb/2_TANGGAPAN_2.docx
@@ -2005,7 +2005,19 @@
               <w:rPr>
                 <w:rFonts w:ascii="Times New Roman" w:hAnsi="Times New Roman" w:cs="Times New Roman"/>
               </w:rPr>
-              <w:t>Penata Perizinan Ahli Madya</w:t>
+              <w:t>Penata Peri</w:t>
+            </w:r>
+            <w:r>
+              <w:rPr>
+                <w:rFonts w:ascii="Times New Roman" w:hAnsi="Times New Roman" w:cs="Times New Roman"/>
+              </w:rPr>
+              <w:t>j</w:t>
+            </w:r>
+            <w:r>
+              <w:rPr>
+                <w:rFonts w:ascii="Times New Roman" w:hAnsi="Times New Roman" w:cs="Times New Roman"/>
+              </w:rPr>
+              <w:t>inan Ahli Madya</w:t>
             </w:r>
           </w:p>
         </w:tc>
